--- a/reports/1_PRD_DocMindX_AI_EN.docx
+++ b/reports/1_PRD_DocMindX_AI_EN.docx
@@ -55,7 +55,7 @@
       <w:tr>
         <w:tc>
           <w:tcPr>
-            <w:tcW w:type="dxa" w:w="2160"/>
+            <w:tcW w:type="dxa" w:w="2016"/>
             <w:shd w:fill="F1F5F9"/>
           </w:tcPr>
           <w:p>
@@ -67,7 +67,7 @@
                 <w:rFonts w:ascii="Segoe UI" w:hAnsi="Segoe UI"/>
                 <w:b/>
                 <w:color w:val="0A2540"/>
-                <w:sz w:val="18"/>
+                <w:sz w:val="17"/>
               </w:rPr>
               <w:t>Project</w:t>
             </w:r>
@@ -75,7 +75,7 @@
         </w:tc>
         <w:tc>
           <w:tcPr>
-            <w:tcW w:type="dxa" w:w="2592"/>
+            <w:tcW w:type="dxa" w:w="3168"/>
             <w:shd w:fill="F8FAFC"/>
           </w:tcPr>
           <w:p>
@@ -86,15 +86,15 @@
               <w:rPr>
                 <w:rFonts w:ascii="Segoe UI" w:hAnsi="Segoe UI"/>
                 <w:color w:val="1E293B"/>
-                <w:sz w:val="18"/>
+                <w:sz w:val="17"/>
               </w:rPr>
-              <w:t>DocMindX AI v2.0</w:t>
+              <w:t>DocMindX AI v2.0 (Clinical Intelligence)</w:t>
             </w:r>
           </w:p>
         </w:tc>
         <w:tc>
           <w:tcPr>
-            <w:tcW w:type="dxa" w:w="2160"/>
+            <w:tcW w:type="dxa" w:w="1872"/>
             <w:shd w:fill="F1F5F9"/>
           </w:tcPr>
           <w:p>
@@ -106,15 +106,15 @@
                 <w:rFonts w:ascii="Segoe UI" w:hAnsi="Segoe UI"/>
                 <w:b/>
                 <w:color w:val="0A2540"/>
-                <w:sz w:val="18"/>
+                <w:sz w:val="17"/>
               </w:rPr>
-              <w:t>Author</w:t>
+              <w:t>Status</w:t>
             </w:r>
           </w:p>
         </w:tc>
         <w:tc>
           <w:tcPr>
-            <w:tcW w:type="dxa" w:w="2448"/>
+            <w:tcW w:type="dxa" w:w="2304"/>
             <w:shd w:fill="F8FAFC"/>
           </w:tcPr>
           <w:p>
@@ -125,9 +125,9 @@
               <w:rPr>
                 <w:rFonts w:ascii="Segoe UI" w:hAnsi="Segoe UI"/>
                 <w:color w:val="1E293B"/>
-                <w:sz w:val="18"/>
+                <w:sz w:val="17"/>
               </w:rPr>
-              <w:t>Daksh Vasani</w:t>
+              <w:t>Production Verified (97.58% Acc)</w:t>
             </w:r>
           </w:p>
         </w:tc>
@@ -135,7 +135,7 @@
       <w:tr>
         <w:tc>
           <w:tcPr>
-            <w:tcW w:type="dxa" w:w="2160"/>
+            <w:tcW w:type="dxa" w:w="2016"/>
             <w:shd w:fill="F1F5F9"/>
           </w:tcPr>
           <w:p>
@@ -147,15 +147,15 @@
                 <w:rFonts w:ascii="Segoe UI" w:hAnsi="Segoe UI"/>
                 <w:b/>
                 <w:color w:val="0A2540"/>
-                <w:sz w:val="18"/>
+                <w:sz w:val="17"/>
               </w:rPr>
-              <w:t>Track</w:t>
+              <w:t>Student Researchers</w:t>
             </w:r>
           </w:p>
         </w:tc>
         <w:tc>
           <w:tcPr>
-            <w:tcW w:type="dxa" w:w="2592"/>
+            <w:tcW w:type="dxa" w:w="3168"/>
             <w:shd w:fill="F8FAFC"/>
           </w:tcPr>
           <w:p>
@@ -166,15 +166,17 @@
               <w:rPr>
                 <w:rFonts w:ascii="Segoe UI" w:hAnsi="Segoe UI"/>
                 <w:color w:val="1E293B"/>
-                <w:sz w:val="18"/>
+                <w:sz w:val="17"/>
               </w:rPr>
-              <w:t>Smart Health &amp; Supply Chain</w:t>
+              <w:t>1. Aakash Shah   2. Alok Rana</w:t>
+              <w:br/>
+              <w:t>3. Vasani Daksh Vitthal bhai</w:t>
             </w:r>
           </w:p>
         </w:tc>
         <w:tc>
           <w:tcPr>
-            <w:tcW w:type="dxa" w:w="2160"/>
+            <w:tcW w:type="dxa" w:w="1872"/>
             <w:shd w:fill="F1F5F9"/>
           </w:tcPr>
           <w:p>
@@ -186,15 +188,15 @@
                 <w:rFonts w:ascii="Segoe UI" w:hAnsi="Segoe UI"/>
                 <w:b/>
                 <w:color w:val="0A2540"/>
-                <w:sz w:val="18"/>
+                <w:sz w:val="17"/>
               </w:rPr>
-              <w:t>Status</w:t>
+              <w:t>Affiliation</w:t>
             </w:r>
           </w:p>
         </w:tc>
         <w:tc>
           <w:tcPr>
-            <w:tcW w:type="dxa" w:w="2448"/>
+            <w:tcW w:type="dxa" w:w="2304"/>
             <w:shd w:fill="F8FAFC"/>
           </w:tcPr>
           <w:p>
@@ -205,9 +207,89 @@
               <w:rPr>
                 <w:rFonts w:ascii="Segoe UI" w:hAnsi="Segoe UI"/>
                 <w:color w:val="1E293B"/>
-                <w:sz w:val="18"/>
+                <w:sz w:val="17"/>
               </w:rPr>
-              <w:t>Production Ready / Verified</w:t>
+              <w:t>SOCCA (M.Sc. D.S.)</w:t>
+            </w:r>
+          </w:p>
+        </w:tc>
+      </w:tr>
+      <w:tr>
+        <w:tc>
+          <w:tcPr>
+            <w:tcW w:type="dxa" w:w="2016"/>
+            <w:shd w:fill="F1F5F9"/>
+          </w:tcPr>
+          <w:p>
+            <w:pPr>
+              <w:spacing w:before="40" w:after="40"/>
+            </w:pPr>
+            <w:r>
+              <w:rPr>
+                <w:rFonts w:ascii="Segoe UI" w:hAnsi="Segoe UI"/>
+                <w:b/>
+                <w:color w:val="0A2540"/>
+                <w:sz w:val="17"/>
+              </w:rPr>
+              <w:t>Project Mentor</w:t>
+            </w:r>
+          </w:p>
+        </w:tc>
+        <w:tc>
+          <w:tcPr>
+            <w:tcW w:type="dxa" w:w="3168"/>
+            <w:shd w:fill="F8FAFC"/>
+          </w:tcPr>
+          <w:p>
+            <w:pPr>
+              <w:spacing w:before="40" w:after="40"/>
+            </w:pPr>
+            <w:r>
+              <w:rPr>
+                <w:rFonts w:ascii="Segoe UI" w:hAnsi="Segoe UI"/>
+                <w:color w:val="1E293B"/>
+                <w:sz w:val="17"/>
+              </w:rPr>
+              <w:t>Mr. Ketan Nakum</w:t>
+            </w:r>
+          </w:p>
+        </w:tc>
+        <w:tc>
+          <w:tcPr>
+            <w:tcW w:type="dxa" w:w="1872"/>
+            <w:shd w:fill="F1F5F9"/>
+          </w:tcPr>
+          <w:p>
+            <w:pPr>
+              <w:spacing w:before="40" w:after="40"/>
+            </w:pPr>
+            <w:r>
+              <w:rPr>
+                <w:rFonts w:ascii="Segoe UI" w:hAnsi="Segoe UI"/>
+                <w:b/>
+                <w:color w:val="0A2540"/>
+                <w:sz w:val="17"/>
+              </w:rPr>
+              <w:t>Mentor Affiliation</w:t>
+            </w:r>
+          </w:p>
+        </w:tc>
+        <w:tc>
+          <w:tcPr>
+            <w:tcW w:type="dxa" w:w="2304"/>
+            <w:shd w:fill="F8FAFC"/>
+          </w:tcPr>
+          <w:p>
+            <w:pPr>
+              <w:spacing w:before="40" w:after="40"/>
+            </w:pPr>
+            <w:r>
+              <w:rPr>
+                <w:rFonts w:ascii="Segoe UI" w:hAnsi="Segoe UI"/>
+                <w:color w:val="1E293B"/>
+                <w:sz w:val="17"/>
+              </w:rPr>
+              <w:t>SOCCA (M.Sc. D.S.)</w:t>
             </w:r>
           </w:p>
         </w:tc>
@@ -215,7 +297,7 @@
     </w:tbl>
     <w:p>
       <w:pPr>
-        <w:spacing w:before="240" w:after="160"/>
+        <w:spacing w:before="200" w:after="160"/>
       </w:pPr>
     </w:p>
     <w:p>
@@ -1058,7 +1140,7 @@
           <w:color w:val="1E293B"/>
           <w:sz w:val="20"/>
         </w:rPr>
-        <w:t>US-01 [Multilingual Triage]:</w:t>
+        <w:t>US-01 [Demographics &amp; Family Profiles]:</w:t>
       </w:r>
       <w:r>
         <w:rPr>
@@ -1066,7 +1148,7 @@
           <w:color w:val="1E293B"/>
           <w:sz w:val="20"/>
         </w:rPr>
-        <w:t xml:space="preserve"> As a citizen speaking Hindi or Gujarati, I want to type or speak my symptoms colloquially (e.g. 'mujhe 3 din se tez bukhar aur thand lag rahi hai') so that I receive an instant assessment without needing English.</w:t>
+        <w:t xml:space="preserve"> As a citizen, I want to manage profiles for myself and family members with persistent demographic parameters (Age, Gender, State/Location, Height, Weight, Blood Group: A+, A-, B+, B-, AB+, AB-, O+, O-, Unknown), so that selecting a profile automatically populates demographic fields for instant symptom triage.</w:t>
       </w:r>
     </w:p>
     <w:p>
@@ -1082,7 +1164,7 @@
           <w:color w:val="1E293B"/>
           <w:sz w:val="20"/>
         </w:rPr>
-        <w:t>US-02 [Evidence Isolation]:</w:t>
+        <w:t>US-02 [Multimodal Ingestion (Voice/Text/Photo)]:</w:t>
       </w:r>
       <w:r>
         <w:rPr>
@@ -1090,7 +1172,7 @@
           <w:color w:val="1E293B"/>
           <w:sz w:val="20"/>
         </w:rPr>
-        <w:t xml:space="preserve"> As a patient presenting with multiple symptoms, I want the system to isolate pure clinical evidence from external candidate noise so that only genuine symptoms influence the differential diagnosis.</w:t>
+        <w:t xml:space="preserve"> As a user speaking Hindi, Gujarati, or English, I want to submit symptoms via voice speech (Whisper ASR), colloquial text input, or clinical photo/image upload of visible symptoms without language barriers.</w:t>
       </w:r>
     </w:p>
     <w:p>
@@ -1106,7 +1188,7 @@
           <w:color w:val="1E293B"/>
           <w:sz w:val="20"/>
         </w:rPr>
-        <w:t>US-03 [Emergency Red Flags]:</w:t>
+        <w:t>US-03 [Evidence Isolation Gate]:</w:t>
       </w:r>
       <w:r>
         <w:rPr>
@@ -1114,7 +1196,7 @@
           <w:color w:val="1E293B"/>
           <w:sz w:val="20"/>
         </w:rPr>
-        <w:t xml:space="preserve"> As an individual experiencing sudden chest pain radiating to the left arm, I want the system to trigger a high-priority Red Flag alert with direct 108 emergency dialers and nearest ICU directions.</w:t>
+        <w:t xml:space="preserve"> As a patient presenting with multiple symptoms, I want the system to isolate pure clinical evidence from external candidate noise so that only genuine patient-reported symptoms drive the differential assessment.</w:t>
       </w:r>
     </w:p>
     <w:p>
@@ -1130,7 +1212,7 @@
           <w:color w:val="1E293B"/>
           <w:sz w:val="20"/>
         </w:rPr>
-        <w:t>US-04 [Prescription OCR]:</w:t>
+        <w:t>US-04 [Clinical History &amp; Duration]:</w:t>
       </w:r>
       <w:r>
         <w:rPr>
@@ -1138,7 +1220,7 @@
           <w:color w:val="1E293B"/>
           <w:sz w:val="20"/>
         </w:rPr>
-        <w:t xml:space="preserve"> As a patient with a doctor's handwritten prescription, I want to upload a photo to decode the medicines, dosages, and precautions against official FDA records.</w:t>
+        <w:t xml:space="preserve"> As a patient, I want to record illness duration (today, 1-3 days, 4-7 days, 1-2 weeks, &gt;2 weeks), pre-existing comorbidities, ongoing medications, and family medical history to receive precision-targeted care.</w:t>
       </w:r>
     </w:p>
     <w:p>
@@ -1154,7 +1236,7 @@
           <w:color w:val="1E293B"/>
           <w:sz w:val="20"/>
         </w:rPr>
-        <w:t>US-05 [Lab Analyzer]:</w:t>
+        <w:t>US-05 [Emergency Red Flag Gating]:</w:t>
       </w:r>
       <w:r>
         <w:rPr>
@@ -1162,7 +1244,7 @@
           <w:color w:val="1E293B"/>
           <w:sz w:val="20"/>
         </w:rPr>
-        <w:t xml:space="preserve"> As a diabetic patient receiving a blood report, I want the system to highlight out-of-range parameters (e.g. HbA1c, Fasting Blood Glucose) and explain them without panic.</w:t>
+        <w:t xml:space="preserve"> As an individual experiencing sudden acute chest pain radiating to the left arm or severe respiratory distress, I want the system to trigger high-priority Red Flag alerts with direct 108 emergency dialers and nearest ICU directions.</w:t>
       </w:r>
     </w:p>
     <w:p>
@@ -1178,7 +1260,7 @@
           <w:color w:val="1E293B"/>
           <w:sz w:val="20"/>
         </w:rPr>
-        <w:t>US-06 [Holistic Care]:</w:t>
+        <w:t>US-06 [Panel 2: Report &amp; Prescription Scanner]:</w:t>
       </w:r>
       <w:r>
         <w:rPr>
@@ -1186,7 +1268,7 @@
           <w:color w:val="1E293B"/>
           <w:sz w:val="20"/>
         </w:rPr>
-        <w:t xml:space="preserve"> As a recovering patient, I want ICMR-NIN evidence-based dietary recommendations, compress therapies, and supportive recovery steps tailored to my duration of illness.</w:t>
+        <w:t xml:space="preserve"> As a patient with complex lab reports (CBC, LFT, Lipid, KFT), radiology, or doctor prescriptions, I want to upload photos to receive layman breakdowns, underlying causes, and actionable guidance with verified FDA data.</w:t>
       </w:r>
     </w:p>
     <w:p>
@@ -1202,7 +1284,7 @@
           <w:color w:val="1E293B"/>
           <w:sz w:val="20"/>
         </w:rPr>
-        <w:t>US-07 [Family Vault &amp; PDF]:</w:t>
+        <w:t>US-07 [Tri-Pillar Care (Meds, Diet, Yoga)]:</w:t>
       </w:r>
       <w:r>
         <w:rPr>
@@ -1210,22 +1292,7 @@
           <w:color w:val="1E293B"/>
           <w:sz w:val="20"/>
         </w:rPr>
-        <w:t xml:space="preserve"> As a caregiver, I want to manage multiple family profiles and export comprehensive consultation summary PDFs for our next doctor visit.</w:t>
-      </w:r>
-    </w:p>
-    <w:p>
-      <w:pPr>
-        <w:keepNext/>
-        <w:spacing w:before="240" w:after="80"/>
-      </w:pPr>
-      <w:r>
-        <w:rPr>
-          <w:rFonts w:ascii="Segoe UI" w:hAnsi="Segoe UI"/>
-          <w:b/>
-          <w:color w:val="0077B6"/>
-          <w:sz w:val="25"/>
-        </w:rPr>
-        <w:t>3.2 National Command Center User Stories (Track 03)</w:t>
+        <w:t xml:space="preserve"> As a recovering patient, I want a comprehensive tri-pillar recovery regimen featuring verified safe OTC medicines (OpenFDA), ICMR-NIN dietary guidelines ('Foods to Eat' &amp; 'Foods to Avoid'), restorative yoga asanas, and disease etiology.</w:t>
       </w:r>
     </w:p>
     <w:p>
@@ -1241,7 +1308,7 @@
           <w:color w:val="1E293B"/>
           <w:sz w:val="20"/>
         </w:rPr>
-        <w:t>US-08 [DOIR Monitoring]:</w:t>
+        <w:t>US-08 [Panel 3: Nearby Healthcare Radar (1-25 km)]:</w:t>
       </w:r>
       <w:r>
         <w:rPr>
@@ -1249,7 +1316,7 @@
           <w:color w:val="1E293B"/>
           <w:sz w:val="20"/>
         </w:rPr>
-        <w:t xml:space="preserve"> As a State Health Officer, I want real-time Days of Inventory Remaining (DOIR) telemetry across 225+ PHCs/CHCs to anticipate shortages before they occur.</w:t>
+        <w:t xml:space="preserve"> As a patient seeking physical care, I want an interactive GPS radar searching 1 to 25 km around my location for 24/7 emergency hospitals, specialty clinics, and medical stores/pharmacies.</w:t>
       </w:r>
     </w:p>
     <w:p>
@@ -1265,7 +1332,94 @@
           <w:color w:val="1E293B"/>
           <w:sz w:val="20"/>
         </w:rPr>
-        <w:t>US-09 [Outbreak Stress-Test]:</w:t>
+        <w:t>US-09 [Panel 4: Health Records Vault]:</w:t>
+      </w:r>
+      <w:r>
+        <w:rPr>
+          <w:rFonts w:ascii="Segoe UI" w:hAnsi="Segoe UI"/>
+          <w:color w:val="1E293B"/>
+          <w:sz w:val="20"/>
+        </w:rPr>
+        <w:t xml:space="preserve"> As a caregiver, I want a centralized digital vault storing all previous lab scans, doctor prescriptions, triage assessments, and personalized regimens with instant PDF export.</w:t>
+      </w:r>
+    </w:p>
+    <w:p>
+      <w:pPr>
+        <w:pStyle w:val="ListBullet"/>
+        <w:spacing w:before="0" w:after="60" w:line="276" w:lineRule="auto"/>
+        <w:ind w:left="360"/>
+      </w:pPr>
+      <w:r>
+        <w:rPr>
+          <w:rFonts w:ascii="Segoe UI" w:hAnsi="Segoe UI"/>
+          <w:b/>
+          <w:color w:val="1E293B"/>
+          <w:sz w:val="20"/>
+        </w:rPr>
+        <w:t>US-10 [Trilingual UI &amp; Dark Mode]:</w:t>
+      </w:r>
+      <w:r>
+        <w:rPr>
+          <w:rFonts w:ascii="Segoe UI" w:hAnsi="Segoe UI"/>
+          <w:color w:val="1E293B"/>
+          <w:sz w:val="20"/>
+        </w:rPr>
+        <w:t xml:space="preserve"> As a user, I want seamless toggling between Light and Dark mode, and full trilingual user interface support across Hindi, Gujarati, and English.</w:t>
+      </w:r>
+    </w:p>
+    <w:p>
+      <w:pPr>
+        <w:keepNext/>
+        <w:spacing w:before="240" w:after="80"/>
+      </w:pPr>
+      <w:r>
+        <w:rPr>
+          <w:rFonts w:ascii="Segoe UI" w:hAnsi="Segoe UI"/>
+          <w:b/>
+          <w:color w:val="0077B6"/>
+          <w:sz w:val="25"/>
+        </w:rPr>
+        <w:t>3.2 National Command Center User Stories (Track 03 - Admin Only)</w:t>
+      </w:r>
+    </w:p>
+    <w:p>
+      <w:pPr>
+        <w:pStyle w:val="ListBullet"/>
+        <w:spacing w:before="0" w:after="60" w:line="276" w:lineRule="auto"/>
+        <w:ind w:left="360"/>
+      </w:pPr>
+      <w:r>
+        <w:rPr>
+          <w:rFonts w:ascii="Segoe UI" w:hAnsi="Segoe UI"/>
+          <w:b/>
+          <w:color w:val="1E293B"/>
+          <w:sz w:val="20"/>
+        </w:rPr>
+        <w:t>US-11 [Admin-Gated DOIR Monitoring]:</w:t>
+      </w:r>
+      <w:r>
+        <w:rPr>
+          <w:rFonts w:ascii="Segoe UI" w:hAnsi="Segoe UI"/>
+          <w:color w:val="1E293B"/>
+          <w:sz w:val="20"/>
+        </w:rPr>
+        <w:t xml:space="preserve"> As an authenticated health administrator, I want role-gated access to the National Command Center to review real-time Days of Inventory Remaining (DOIR) telemetry across 225+ PHCs/CHCs.</w:t>
+      </w:r>
+    </w:p>
+    <w:p>
+      <w:pPr>
+        <w:pStyle w:val="ListBullet"/>
+        <w:spacing w:before="0" w:after="60" w:line="276" w:lineRule="auto"/>
+        <w:ind w:left="360"/>
+      </w:pPr>
+      <w:r>
+        <w:rPr>
+          <w:rFonts w:ascii="Segoe UI" w:hAnsi="Segoe UI"/>
+          <w:b/>
+          <w:color w:val="1E293B"/>
+          <w:sz w:val="20"/>
+        </w:rPr>
+        <w:t>US-12 [Outbreak Stress-Test Simulator]:</w:t>
       </w:r>
       <w:r>
         <w:rPr>
@@ -1289,7 +1443,7 @@
           <w:color w:val="1E293B"/>
           <w:sz w:val="20"/>
         </w:rPr>
-        <w:t>US-10 [Redistribution Optimizer]:</w:t>
+        <w:t>US-13 [Two-Stage Transfer Solver]:</w:t>
       </w:r>
       <w:r>
         <w:rPr>
@@ -2446,7 +2600,7 @@
         <w:color w:val="64748B"/>
         <w:sz w:val="16"/>
       </w:rPr>
-      <w:t>DocMindX AI Platform | Enterprise Clinical Health Intelligence | Confidential &amp; Proprietary</w:t>
+      <w:t>DocMindX AI Platform | SOCCA (M.Sc. D.S.) | Mentor: Mr. Ketan Nakum | Production Verified</w:t>
     </w:r>
   </w:p>
 </w:ftr>
